--- a/doc/subdocs/userapi/CCopyAs.docx
+++ b/doc/subdocs/userapi/CCopyAs.docx
@@ -6,21 +6,8 @@
       <w:pPr>
         <w:pStyle w:val="FunctionDeclarationHeader1"/>
       </w:pPr>
-      <w:proofErr w:type="spellStart"/>
-      <w:proofErr w:type="gramStart"/>
-      <w:r>
-        <w:t>CCopy</w:t>
-      </w:r>
-      <w:r>
-        <w:t>As</w:t>
-      </w:r>
-      <w:proofErr w:type="spellEnd"/>
-      <w:r>
-        <w:t>(</w:t>
-      </w:r>
-      <w:proofErr w:type="gramEnd"/>
-      <w:r>
-        <w:t>target</w:t>
+      <w:r>
+        <w:t>CCopyAs(target</w:t>
       </w:r>
       <w:r>
         <w:t>, source</w:t>
@@ -29,23 +16,7 @@
         <w:t xml:space="preserve"> </w:t>
       </w:r>
       <w:r>
-        <w:t>,</w:t>
-      </w:r>
-      <w:proofErr w:type="spellStart"/>
-      <w:r>
-        <w:t>copy_logic</w:t>
-      </w:r>
-      <w:proofErr w:type="spellEnd"/>
-      <w:r>
-        <w:t>=</w:t>
-      </w:r>
-      <w:proofErr w:type="spellStart"/>
-      <w:r>
-        <w:t>CCopy.default</w:t>
-      </w:r>
-      <w:proofErr w:type="spellEnd"/>
-      <w:r>
-        <w:t>,**kw</w:t>
+        <w:t>,copy_logic=CCopy.default,**kw</w:t>
       </w:r>
       <w:r>
         <w:t>)</w:t>
@@ -53,30 +24,7 @@
     </w:p>
     <w:p>
       <w:r>
-        <w:t>This method allows cop</w:t>
-      </w:r>
-      <w:r>
-        <w:t>y</w:t>
-      </w:r>
-      <w:r>
-        <w:t>ing of files or directories</w:t>
-      </w:r>
-      <w:r>
-        <w:t xml:space="preserve"> to a certain location while allowing a given item to be renamed or copied in a slight different place. </w:t>
-      </w:r>
-      <w:r>
-        <w:t>Minus this difference t</w:t>
-      </w:r>
-      <w:r>
-        <w:t xml:space="preserve">his function is the same as </w:t>
-      </w:r>
-      <w:proofErr w:type="spellStart"/>
-      <w:r>
-        <w:t>CCopy</w:t>
-      </w:r>
-      <w:proofErr w:type="spellEnd"/>
-      <w:r>
-        <w:t>.</w:t>
+        <w:t>This method allows copying of files or directories to a certain location while allowing a given item to be renamed or copied in a slight different place. Minus this difference this function is the same as CCopy.</w:t>
       </w:r>
     </w:p>
     <w:p>
@@ -95,22 +43,8 @@
         </w:numPr>
         <w:spacing w:before="200"/>
       </w:pPr>
-      <w:proofErr w:type="gramStart"/>
-      <w:r>
-        <w:t>target</w:t>
-      </w:r>
-      <w:proofErr w:type="gramEnd"/>
-      <w:r>
-        <w:t xml:space="preserve"> </w:t>
-      </w:r>
-      <w:r>
-        <w:t xml:space="preserve">– </w:t>
-      </w:r>
-      <w:r>
-        <w:t>List of File object that match the value in the source list to be copied to with possible different value</w:t>
-      </w:r>
-      <w:r>
-        <w:t>.</w:t>
+      <w:r>
+        <w:t>target – List of File object that match the value in the source list to be copied to with possible different value.</w:t>
       </w:r>
     </w:p>
     <w:p>
@@ -122,10 +56,7 @@
         <w:spacing w:before="200"/>
       </w:pPr>
       <w:r>
-        <w:t xml:space="preserve">Source – </w:t>
-      </w:r>
-      <w:r>
-        <w:t xml:space="preserve">The list of file objects to copy. </w:t>
+        <w:t xml:space="preserve">Source – The list of file objects to copy. </w:t>
       </w:r>
     </w:p>
     <w:p>
@@ -136,21 +67,8 @@
         </w:numPr>
         <w:spacing w:before="200"/>
       </w:pPr>
-      <w:proofErr w:type="spellStart"/>
-      <w:r>
-        <w:t>copy_logic</w:t>
-      </w:r>
-      <w:proofErr w:type="spellEnd"/>
-      <w:r>
-        <w:t xml:space="preserve"> – optional value to control how to do a copy. By default it used the value provided by the --</w:t>
-      </w:r>
-      <w:proofErr w:type="spellStart"/>
-      <w:r>
-        <w:t>ccopy</w:t>
-      </w:r>
-      <w:proofErr w:type="spellEnd"/>
-      <w:r>
-        <w:t>-logic argument. Values which can be provided are:</w:t>
+      <w:r>
+        <w:t>copy_logic – optional value to control how to do a copy. By default it used the value provided by the --ccopy-logic argument. Values which can be provided are:</w:t>
       </w:r>
     </w:p>
     <w:p>
@@ -162,21 +80,8 @@
         <w:spacing w:before="200"/>
       </w:pPr>
       <w:r>
-        <w:t xml:space="preserve"> </w:t>
-      </w:r>
-      <w:proofErr w:type="spellStart"/>
-      <w:r>
-        <w:t>CCopy.default</w:t>
-      </w:r>
-      <w:proofErr w:type="spellEnd"/>
-      <w:r>
-        <w:t xml:space="preserve"> – use default logic. This is currently </w:t>
-      </w:r>
-      <w:proofErr w:type="spellStart"/>
-      <w:r>
-        <w:t>CCopy.hard_soft_copy</w:t>
-      </w:r>
-      <w:proofErr w:type="spellEnd"/>
+        <w:t xml:space="preserve"> CCopy.default – use default logic. This is currently CCopy.hard_soft_copy</w:t>
+      </w:r>
     </w:p>
     <w:p>
       <w:pPr>
@@ -186,21 +91,8 @@
         </w:numPr>
         <w:spacing w:before="200"/>
       </w:pPr>
-      <w:proofErr w:type="spellStart"/>
-      <w:r>
-        <w:t>CCopy.hard_soft_copy</w:t>
-      </w:r>
-      <w:proofErr w:type="spellEnd"/>
-      <w:r>
-        <w:t xml:space="preserve"> – Try to make a hard link, else try to make a </w:t>
-      </w:r>
-      <w:proofErr w:type="spellStart"/>
-      <w:r>
-        <w:t>symlink</w:t>
-      </w:r>
-      <w:proofErr w:type="spellEnd"/>
-      <w:r>
-        <w:t>, else try to do a full copy</w:t>
+      <w:r>
+        <w:t>CCopy.hard_soft_copy – Try to make a hard link, else try to make a symlink, else try to do a full copy</w:t>
       </w:r>
     </w:p>
     <w:p>
@@ -211,33 +103,8 @@
         </w:numPr>
         <w:spacing w:before="200"/>
       </w:pPr>
-      <w:proofErr w:type="spellStart"/>
-      <w:r>
-        <w:t>CCopy.soft_hard</w:t>
-      </w:r>
-      <w:r>
-        <w:t>_copy</w:t>
-      </w:r>
-      <w:proofErr w:type="spellEnd"/>
-      <w:r>
-        <w:t xml:space="preserve"> – Try to make a </w:t>
-      </w:r>
-      <w:proofErr w:type="spellStart"/>
-      <w:r>
-        <w:t>sym</w:t>
-      </w:r>
-      <w:r>
-        <w:t>link</w:t>
-      </w:r>
-      <w:proofErr w:type="spellEnd"/>
-      <w:r>
-        <w:t xml:space="preserve">, else try to make a </w:t>
-      </w:r>
-      <w:r>
-        <w:t>hard link</w:t>
-      </w:r>
-      <w:r>
-        <w:t>, else try to do a full copy</w:t>
+      <w:r>
+        <w:t>CCopy.soft_hard_copy – Try to make a symlink, else try to make a hard link, else try to do a full copy</w:t>
       </w:r>
     </w:p>
     <w:p>
@@ -248,24 +115,8 @@
         </w:numPr>
         <w:spacing w:before="200"/>
       </w:pPr>
-      <w:proofErr w:type="spellStart"/>
-      <w:r>
-        <w:t>CCopy.soft</w:t>
-      </w:r>
-      <w:r>
-        <w:t>_copy</w:t>
-      </w:r>
-      <w:proofErr w:type="spellEnd"/>
-      <w:r>
-        <w:t xml:space="preserve"> – Try to make a </w:t>
-      </w:r>
-      <w:proofErr w:type="spellStart"/>
-      <w:r>
-        <w:t>symlink</w:t>
-      </w:r>
-      <w:proofErr w:type="spellEnd"/>
-      <w:r>
-        <w:t>, else try to do a full copy</w:t>
+      <w:r>
+        <w:t>CCopy.soft_copy – Try to make a symlink, else try to do a full copy</w:t>
       </w:r>
     </w:p>
     <w:p>
@@ -276,13 +127,8 @@
         </w:numPr>
         <w:spacing w:before="200"/>
       </w:pPr>
-      <w:proofErr w:type="spellStart"/>
-      <w:r>
-        <w:t>CCopy.hard_copy</w:t>
-      </w:r>
-      <w:proofErr w:type="spellEnd"/>
-      <w:r>
-        <w:t xml:space="preserve"> – Try to make a hard link, else try to do a full copy</w:t>
+      <w:r>
+        <w:t>CCopy.hard_copy – Try to make a hard link, else try to do a full copy</w:t>
       </w:r>
     </w:p>
     <w:p>
@@ -293,19 +139,8 @@
         </w:numPr>
         <w:spacing w:before="200"/>
       </w:pPr>
-      <w:proofErr w:type="spellStart"/>
-      <w:r>
-        <w:t>CCopy.copy</w:t>
-      </w:r>
-      <w:proofErr w:type="spellEnd"/>
-      <w:r>
-        <w:t xml:space="preserve"> –</w:t>
-      </w:r>
-      <w:r>
-        <w:t xml:space="preserve"> </w:t>
-      </w:r>
-      <w:r>
-        <w:t>do a full copy</w:t>
+      <w:r>
+        <w:t>CCopy.copy – do a full copy</w:t>
       </w:r>
     </w:p>
     <w:p>
@@ -342,13 +177,8 @@
       <w:r>
         <w:t xml:space="preserve">ethod of </w:t>
       </w:r>
-      <w:proofErr w:type="spellStart"/>
-      <w:r>
-        <w:t>SCons</w:t>
-      </w:r>
-      <w:proofErr w:type="spellEnd"/>
-      <w:r>
-        <w:t xml:space="preserve"> </w:t>
+      <w:r>
+        <w:t xml:space="preserve">SCons </w:t>
       </w:r>
       <w:r>
         <w:t>Environment</w:t>
@@ -371,24 +201,8 @@
       <w:pPr>
         <w:pStyle w:val="CodeBlock1"/>
       </w:pPr>
-      <w:proofErr w:type="spellStart"/>
-      <w:proofErr w:type="gramStart"/>
-      <w:r>
-        <w:t>env.CCopy</w:t>
-      </w:r>
-      <w:r>
-        <w:t>As</w:t>
-      </w:r>
-      <w:proofErr w:type="spellEnd"/>
-      <w:r>
-        <w:t>(</w:t>
-      </w:r>
-      <w:proofErr w:type="gramEnd"/>
-      <w:r>
-        <w:t>[“readme”,”sub1/details.txt”]</w:t>
-      </w:r>
-      <w:r>
-        <w:t>,[‘foo.txt’,’boo.txt’]</w:t>
+      <w:r>
+        <w:t>env.CCopyAs([“readme”,”sub1/details.txt”],[‘foo.txt’,’boo.txt’]</w:t>
       </w:r>
     </w:p>
     <w:p/>
